--- a/APLOS/POPResources/Templates/InOutGatePassScrap20171.docx
+++ b/APLOS/POPResources/Templates/InOutGatePassScrap20171.docx
@@ -265,8 +265,9 @@
                 <w:sz w:val="16"/>
                 <w:szCs w:val="16"/>
               </w:rPr>
-              <w:t xml:space="preserve">             </w:t>
-            </w:r>
+              <w:t xml:space="preserve">           </w:t>
+            </w:r>
+            <w:proofErr w:type="gramStart"/>
             <w:r>
               <w:rPr>
                 <w:rFonts w:ascii="Tahoma" w:eastAsia="Arial" w:hAnsi="Tahoma" w:cs="Tahoma"/>
@@ -275,8 +276,19 @@
                 <w:sz w:val="16"/>
                 <w:szCs w:val="16"/>
               </w:rPr>
+              <w:t xml:space="preserve">  </w:t>
+            </w:r>
+            <w:r>
+              <w:rPr>
+                <w:rFonts w:ascii="Tahoma" w:eastAsia="Arial" w:hAnsi="Tahoma" w:cs="Tahoma"/>
+                <w:b/>
+                <w:bCs/>
+                <w:sz w:val="16"/>
+                <w:szCs w:val="16"/>
+              </w:rPr>
               <w:t>:</w:t>
             </w:r>
+            <w:proofErr w:type="gramEnd"/>
             <w:r>
               <w:rPr>
                 <w:rFonts w:ascii="Tahoma" w:eastAsia="Arial" w:hAnsi="Tahoma" w:cs="Tahoma"/>
@@ -351,8 +363,9 @@
                 <w:sz w:val="16"/>
                 <w:szCs w:val="16"/>
               </w:rPr>
-              <w:t>Disposed No</w:t>
-            </w:r>
+              <w:t xml:space="preserve">Disposed </w:t>
+            </w:r>
+            <w:proofErr w:type="gramStart"/>
             <w:r>
               <w:rPr>
                 <w:rFonts w:ascii="Tahoma" w:eastAsia="Arial" w:hAnsi="Tahoma" w:cs="Tahoma"/>
@@ -361,7 +374,7 @@
                 <w:sz w:val="16"/>
                 <w:szCs w:val="16"/>
               </w:rPr>
-              <w:t xml:space="preserve">  </w:t>
+              <w:t xml:space="preserve">No  </w:t>
             </w:r>
             <w:r>
               <w:rPr>
@@ -371,7 +384,18 @@
                 <w:sz w:val="16"/>
                 <w:szCs w:val="16"/>
               </w:rPr>
-              <w:t>: {</w:t>
+              <w:t>:</w:t>
+            </w:r>
+            <w:proofErr w:type="gramEnd"/>
+            <w:r>
+              <w:rPr>
+                <w:rFonts w:ascii="Tahoma" w:eastAsia="Arial" w:hAnsi="Tahoma" w:cs="Tahoma"/>
+                <w:b/>
+                <w:bCs/>
+                <w:sz w:val="16"/>
+                <w:szCs w:val="16"/>
+              </w:rPr>
+              <w:t xml:space="preserve"> {</w:t>
             </w:r>
             <w:proofErr w:type="spellStart"/>
             <w:r>
@@ -488,8 +512,9 @@
                 <w:sz w:val="16"/>
                 <w:szCs w:val="16"/>
               </w:rPr>
-              <w:t xml:space="preserve">      </w:t>
-            </w:r>
+              <w:t xml:space="preserve">    </w:t>
+            </w:r>
+            <w:proofErr w:type="gramStart"/>
             <w:r>
               <w:rPr>
                 <w:rFonts w:ascii="Tahoma" w:eastAsia="Arial" w:hAnsi="Tahoma" w:cs="Tahoma"/>
@@ -498,7 +523,28 @@
                 <w:sz w:val="16"/>
                 <w:szCs w:val="16"/>
               </w:rPr>
-              <w:t xml:space="preserve">: </w:t>
+              <w:t xml:space="preserve">  </w:t>
+            </w:r>
+            <w:r>
+              <w:rPr>
+                <w:rFonts w:ascii="Tahoma" w:eastAsia="Arial" w:hAnsi="Tahoma" w:cs="Tahoma"/>
+                <w:b/>
+                <w:bCs/>
+                <w:sz w:val="16"/>
+                <w:szCs w:val="16"/>
+              </w:rPr>
+              <w:t>:</w:t>
+            </w:r>
+            <w:proofErr w:type="gramEnd"/>
+            <w:r>
+              <w:rPr>
+                <w:rFonts w:ascii="Tahoma" w:eastAsia="Arial" w:hAnsi="Tahoma" w:cs="Tahoma"/>
+                <w:b/>
+                <w:bCs/>
+                <w:sz w:val="16"/>
+                <w:szCs w:val="16"/>
+              </w:rPr>
+              <w:t xml:space="preserve"> </w:t>
             </w:r>
             <w:r>
               <w:rPr>
@@ -538,6 +584,7 @@
                 <w:szCs w:val="16"/>
               </w:rPr>
             </w:pPr>
+            <w:proofErr w:type="gramStart"/>
             <w:r>
               <w:rPr>
                 <w:rFonts w:ascii="Tahoma" w:eastAsia="Times New Roman" w:hAnsi="Tahoma" w:cs="Tahoma"/>
@@ -548,6 +595,7 @@
               </w:rPr>
               <w:t>Through :</w:t>
             </w:r>
+            <w:proofErr w:type="gramEnd"/>
             <w:r>
               <w:rPr>
                 <w:rFonts w:ascii="Tahoma" w:eastAsia="Times New Roman" w:hAnsi="Tahoma" w:cs="Tahoma"/>
@@ -753,6 +801,7 @@
                       <w:szCs w:val="16"/>
                     </w:rPr>
                   </w:pPr>
+                  <w:proofErr w:type="gramStart"/>
                   <w:r>
                     <w:rPr>
                       <w:rFonts w:ascii="Tahoma" w:eastAsia="Arial" w:hAnsi="Tahoma" w:cs="Tahoma"/>
@@ -771,7 +820,18 @@
                       <w:sz w:val="16"/>
                       <w:szCs w:val="16"/>
                     </w:rPr>
-                    <w:t xml:space="preserve"> Odyssey Craft (Pvt.) Ltd.</w:t>
+                    <w:t xml:space="preserve"> Odyssey</w:t>
+                  </w:r>
+                  <w:proofErr w:type="gramEnd"/>
+                  <w:r>
+                    <w:rPr>
+                      <w:rFonts w:ascii="Tahoma" w:hAnsi="Tahoma" w:cs="Tahoma"/>
+                      <w:b/>
+                      <w:color w:val="000000" w:themeColor="text1"/>
+                      <w:sz w:val="16"/>
+                      <w:szCs w:val="16"/>
+                    </w:rPr>
+                    <w:t xml:space="preserve"> Craft (Pvt.) Ltd.</w:t>
                   </w:r>
                 </w:p>
                 <w:p>
@@ -1015,7 +1075,7 @@
                       </mc:Choice>
                       <mc:Fallback>
                         <w:pict>
-                          <v:line w14:anchorId="14662D29" id="Straight Connector 3" o:spid="_x0000_s1026" style="position:absolute;flip:x;z-index:251652608;visibility:visible;mso-wrap-style:square;mso-width-percent:0;mso-height-percent:0;mso-wrap-distance-left:9pt;mso-wrap-distance-top:0;mso-wrap-distance-right:9pt;mso-wrap-distance-bottom:0;mso-position-horizontal:absolute;mso-position-horizontal-relative:text;mso-position-vertical:absolute;mso-position-vertical-relative:text;mso-width-percent:0;mso-height-percent:0;mso-width-relative:margin;mso-height-relative:margin" from="30.2pt,9.8pt" to="139.75pt,9.8pt" o:gfxdata="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" strokecolor="windowText" strokeweight=".5pt">
+                          <v:line w14:anchorId="34EAC9DA" id="Straight Connector 3" o:spid="_x0000_s1026" style="position:absolute;flip:x;z-index:251652608;visibility:visible;mso-wrap-style:square;mso-width-percent:0;mso-height-percent:0;mso-wrap-distance-left:9pt;mso-wrap-distance-top:0;mso-wrap-distance-right:9pt;mso-wrap-distance-bottom:0;mso-position-horizontal:absolute;mso-position-horizontal-relative:text;mso-position-vertical:absolute;mso-position-vertical-relative:text;mso-width-percent:0;mso-height-percent:0;mso-width-relative:margin;mso-height-relative:margin" from="30.2pt,9.8pt" to="139.75pt,9.8pt" o:gfxdata="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" strokecolor="windowText" strokeweight=".5pt">
                             <v:stroke joinstyle="miter"/>
                           </v:line>
                         </w:pict>
@@ -1156,7 +1216,7 @@
                       </mc:Choice>
                       <mc:Fallback>
                         <w:pict>
-                          <v:line w14:anchorId="280EB875" id="Straight Connector 2" o:spid="_x0000_s1026" style="position:absolute;z-index:251662848;visibility:visible;mso-wrap-style:square;mso-wrap-distance-left:9pt;mso-wrap-distance-top:0;mso-wrap-distance-right:9pt;mso-wrap-distance-bottom:0;mso-position-horizontal:absolute;mso-position-horizontal-relative:text;mso-position-vertical:absolute;mso-position-vertical-relative:text" from="31.15pt,9.8pt" to="143.2pt,9.8pt" o:gfxdata="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" strokecolor="windowText" strokeweight=".5pt">
+                          <v:line w14:anchorId="24EA65BD" id="Straight Connector 2" o:spid="_x0000_s1026" style="position:absolute;z-index:251662848;visibility:visible;mso-wrap-style:square;mso-wrap-distance-left:9pt;mso-wrap-distance-top:0;mso-wrap-distance-right:9pt;mso-wrap-distance-bottom:0;mso-position-horizontal:absolute;mso-position-horizontal-relative:text;mso-position-vertical:absolute;mso-position-vertical-relative:text" from="31.15pt,9.8pt" to="143.2pt,9.8pt" o:gfxdata="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" strokecolor="windowText" strokeweight=".5pt">
                             <v:stroke joinstyle="miter"/>
                           </v:line>
                         </w:pict>
@@ -1335,18 +1395,28 @@
           <w:szCs w:val="20"/>
         </w:rPr>
       </w:pPr>
+    </w:p>
+    <w:p>
+      <w:pPr>
+        <w:rPr>
+          <w:rFonts w:ascii="Arial" w:hAnsi="Arial" w:cs="Arial"/>
+          <w:noProof/>
+          <w:sz w:val="20"/>
+          <w:szCs w:val="20"/>
+        </w:rPr>
+      </w:pPr>
       <w:r>
         <w:rPr>
           <w:noProof/>
         </w:rPr>
         <w:drawing>
-          <wp:anchor distT="0" distB="0" distL="114300" distR="114300" simplePos="0" relativeHeight="251658752" behindDoc="1" locked="0" layoutInCell="1" allowOverlap="1" wp14:anchorId="38A655E7" wp14:editId="4A661F76">
+          <wp:anchor distT="0" distB="0" distL="114300" distR="114300" simplePos="0" relativeHeight="251661312" behindDoc="1" locked="0" layoutInCell="1" allowOverlap="1" wp14:anchorId="38A655E7" wp14:editId="39D7195E">
             <wp:simplePos x="0" y="0"/>
             <wp:positionH relativeFrom="column">
-              <wp:posOffset>3476625</wp:posOffset>
+              <wp:posOffset>3524250</wp:posOffset>
             </wp:positionH>
             <wp:positionV relativeFrom="paragraph">
-              <wp:posOffset>3169920</wp:posOffset>
+              <wp:posOffset>13970</wp:posOffset>
             </wp:positionV>
             <wp:extent cx="1845945" cy="684530"/>
             <wp:effectExtent l="0" t="0" r="1905" b="1270"/>
@@ -1411,27 +1481,6 @@
           </wp:anchor>
         </w:drawing>
       </w:r>
-    </w:p>
-    <w:p>
-      <w:pPr>
-        <w:rPr>
-          <w:rFonts w:ascii="Arial" w:hAnsi="Arial" w:cs="Arial"/>
-          <w:noProof/>
-          <w:sz w:val="20"/>
-          <w:szCs w:val="20"/>
-        </w:rPr>
-      </w:pPr>
-    </w:p>
-    <w:p>
-      <w:pPr>
-        <w:ind w:left="990"/>
-        <w:rPr>
-          <w:rFonts w:ascii="Arial" w:hAnsi="Arial" w:cs="Arial"/>
-          <w:noProof/>
-          <w:sz w:val="20"/>
-          <w:szCs w:val="20"/>
-        </w:rPr>
-      </w:pPr>
     </w:p>
     <w:p>
       <w:pPr>
@@ -1553,7 +1602,25 @@
         <w:sz w:val="16"/>
         <w:szCs w:val="16"/>
       </w:rPr>
-      <w:t xml:space="preserve">, U.P: </w:t>
+      <w:t xml:space="preserve">, </w:t>
+    </w:r>
+    <w:proofErr w:type="gramStart"/>
+    <w:r>
+      <w:rPr>
+        <w:rFonts w:ascii="Tahoma" w:hAnsi="Tahoma" w:cs="Tahoma"/>
+        <w:sz w:val="16"/>
+        <w:szCs w:val="16"/>
+      </w:rPr>
+      <w:t>U.P</w:t>
+    </w:r>
+    <w:proofErr w:type="gramEnd"/>
+    <w:r>
+      <w:rPr>
+        <w:rFonts w:ascii="Tahoma" w:hAnsi="Tahoma" w:cs="Tahoma"/>
+        <w:sz w:val="16"/>
+        <w:szCs w:val="16"/>
+      </w:rPr>
+      <w:t xml:space="preserve">: </w:t>
     </w:r>
     <w:proofErr w:type="spellStart"/>
     <w:r>
@@ -1743,7 +1810,25 @@
                               <w:sz w:val="16"/>
                               <w:szCs w:val="16"/>
                             </w:rPr>
-                            <w:t xml:space="preserve">, U.P: </w:t>
+                            <w:t xml:space="preserve">, </w:t>
+                          </w:r>
+                          <w:proofErr w:type="gramStart"/>
+                          <w:r>
+                            <w:rPr>
+                              <w:rFonts w:ascii="Tahoma" w:hAnsi="Tahoma" w:cs="Tahoma"/>
+                              <w:sz w:val="16"/>
+                              <w:szCs w:val="16"/>
+                            </w:rPr>
+                            <w:t>U.P</w:t>
+                          </w:r>
+                          <w:proofErr w:type="gramEnd"/>
+                          <w:r>
+                            <w:rPr>
+                              <w:rFonts w:ascii="Tahoma" w:hAnsi="Tahoma" w:cs="Tahoma"/>
+                              <w:sz w:val="16"/>
+                              <w:szCs w:val="16"/>
+                            </w:rPr>
+                            <w:t xml:space="preserve">: </w:t>
                           </w:r>
                           <w:proofErr w:type="spellStart"/>
                           <w:r>
@@ -1892,7 +1977,25 @@
                         <w:sz w:val="16"/>
                         <w:szCs w:val="16"/>
                       </w:rPr>
-                      <w:t xml:space="preserve">, U.P: </w:t>
+                      <w:t xml:space="preserve">, </w:t>
+                    </w:r>
+                    <w:proofErr w:type="gramStart"/>
+                    <w:r>
+                      <w:rPr>
+                        <w:rFonts w:ascii="Tahoma" w:hAnsi="Tahoma" w:cs="Tahoma"/>
+                        <w:sz w:val="16"/>
+                        <w:szCs w:val="16"/>
+                      </w:rPr>
+                      <w:t>U.P</w:t>
+                    </w:r>
+                    <w:proofErr w:type="gramEnd"/>
+                    <w:r>
+                      <w:rPr>
+                        <w:rFonts w:ascii="Tahoma" w:hAnsi="Tahoma" w:cs="Tahoma"/>
+                        <w:sz w:val="16"/>
+                        <w:szCs w:val="16"/>
+                      </w:rPr>
+                      <w:t xml:space="preserve">: </w:t>
                     </w:r>
                     <w:proofErr w:type="spellStart"/>
                     <w:r>

--- a/APLOS/POPResources/Templates/InOutGatePassScrap20171.docx
+++ b/APLOS/POPResources/Templates/InOutGatePassScrap20171.docx
@@ -23,18 +23,18 @@
         <mc:AlternateContent>
           <mc:Choice Requires="wps">
             <w:drawing>
-              <wp:anchor distT="45720" distB="45720" distL="114300" distR="114300" simplePos="0" relativeHeight="251663872" behindDoc="0" locked="0" layoutInCell="1" allowOverlap="1" wp14:anchorId="4A66F1F5" wp14:editId="1DB89FB3">
+              <wp:anchor distT="45720" distB="45720" distL="114300" distR="114300" simplePos="0" relativeHeight="251660800" behindDoc="0" locked="0" layoutInCell="1" allowOverlap="1" wp14:anchorId="03B1D412" wp14:editId="5E3FE2CB">
                 <wp:simplePos x="0" y="0"/>
                 <wp:positionH relativeFrom="margin">
-                  <wp:posOffset>-76200</wp:posOffset>
+                  <wp:posOffset>2971800</wp:posOffset>
                 </wp:positionH>
                 <wp:positionV relativeFrom="paragraph">
-                  <wp:posOffset>90170</wp:posOffset>
+                  <wp:posOffset>-21590</wp:posOffset>
                 </wp:positionV>
-                <wp:extent cx="1706880" cy="254635"/>
-                <wp:effectExtent l="0" t="0" r="0" b="0"/>
+                <wp:extent cx="4067175" cy="378460"/>
+                <wp:effectExtent l="0" t="0" r="0" b="2540"/>
                 <wp:wrapSquare wrapText="bothSides"/>
-                <wp:docPr id="4" name="Text Box 2"/>
+                <wp:docPr id="1" name="Text Box 2"/>
                 <wp:cNvGraphicFramePr>
                   <a:graphicFrameLocks xmlns:a="http://schemas.openxmlformats.org/drawingml/2006/main"/>
                 </wp:cNvGraphicFramePr>
@@ -47,7 +47,7 @@
                       <wps:spPr bwMode="auto">
                         <a:xfrm>
                           <a:off x="0" y="0"/>
-                          <a:ext cx="1706880" cy="254635"/>
+                          <a:ext cx="4067175" cy="378460"/>
                         </a:xfrm>
                         <a:prstGeom prst="rect">
                           <a:avLst/>
@@ -66,8 +66,8 @@
                             <w:pPr>
                               <w:rPr>
                                 <w:rFonts w:ascii="Tahoma" w:hAnsi="Tahoma" w:cs="Tahoma"/>
-                                <w:sz w:val="20"/>
-                                <w:szCs w:val="20"/>
+                                <w:sz w:val="32"/>
+                                <w:szCs w:val="32"/>
                                 <w:u w:val="thick"/>
                               </w:rPr>
                             </w:pPr>
@@ -76,11 +76,154 @@
                                 <w:rFonts w:ascii="Tahoma" w:hAnsi="Tahoma" w:cs="Tahoma"/>
                                 <w:b/>
                                 <w:bCs/>
-                                <w:sz w:val="20"/>
-                                <w:szCs w:val="20"/>
+                                <w:sz w:val="32"/>
+                                <w:szCs w:val="32"/>
                                 <w:u w:val="thick"/>
                               </w:rPr>
-                              <w:t xml:space="preserve">IN/OUT GATE PASS </w:t>
+                              <w:t>Fixed Asset Dispose({Status})</w:t>
+                            </w:r>
+                          </w:p>
+                          <w:p>
+                            <w:pPr>
+                              <w:rPr>
+                                <w:rFonts w:ascii="Tahoma" w:hAnsi="Tahoma" w:cs="Tahoma"/>
+                                <w:sz w:val="32"/>
+                                <w:szCs w:val="32"/>
+                              </w:rPr>
+                            </w:pPr>
+                          </w:p>
+                        </w:txbxContent>
+                      </wps:txbx>
+                      <wps:bodyPr rot="0" vert="horz" wrap="square" lIns="91440" tIns="45720" rIns="91440" bIns="45720" anchor="t" anchorCtr="0">
+                        <a:noAutofit/>
+                      </wps:bodyPr>
+                    </wps:wsp>
+                  </a:graphicData>
+                </a:graphic>
+                <wp14:sizeRelH relativeFrom="margin">
+                  <wp14:pctWidth>0</wp14:pctWidth>
+                </wp14:sizeRelH>
+                <wp14:sizeRelV relativeFrom="margin">
+                  <wp14:pctHeight>0</wp14:pctHeight>
+                </wp14:sizeRelV>
+              </wp:anchor>
+            </w:drawing>
+          </mc:Choice>
+          <mc:Fallback>
+            <w:pict>
+              <v:shapetype w14:anchorId="03B1D412" id="_x0000_t202" coordsize="21600,21600" o:spt="202" path="m,l,21600r21600,l21600,xe">
+                <v:stroke joinstyle="miter"/>
+                <v:path gradientshapeok="t" o:connecttype="rect"/>
+              </v:shapetype>
+              <v:shape id="Text Box 2" o:spid="_x0000_s1026" type="#_x0000_t202" style="position:absolute;left:0;text-align:left;margin-left:234pt;margin-top:-1.7pt;width:320.25pt;height:29.8pt;z-index:251660800;visibility:visible;mso-wrap-style:square;mso-width-percent:0;mso-height-percent:0;mso-wrap-distance-left:9pt;mso-wrap-distance-top:3.6pt;mso-wrap-distance-right:9pt;mso-wrap-distance-bottom:3.6pt;mso-position-horizontal:absolute;mso-position-horizontal-relative:margin;mso-position-vertical:absolute;mso-position-vertical-relative:text;mso-width-percent:0;mso-height-percent:0;mso-width-relative:margin;mso-height-relative:margin;v-text-anchor:top" o:gfxdata="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" filled="f" stroked="f">
+                <v:textbox>
+                  <w:txbxContent>
+                    <w:p>
+                      <w:pPr>
+                        <w:rPr>
+                          <w:rFonts w:ascii="Tahoma" w:hAnsi="Tahoma" w:cs="Tahoma"/>
+                          <w:sz w:val="32"/>
+                          <w:szCs w:val="32"/>
+                          <w:u w:val="thick"/>
+                        </w:rPr>
+                      </w:pPr>
+                      <w:r>
+                        <w:rPr>
+                          <w:rFonts w:ascii="Tahoma" w:hAnsi="Tahoma" w:cs="Tahoma"/>
+                          <w:b/>
+                          <w:bCs/>
+                          <w:sz w:val="32"/>
+                          <w:szCs w:val="32"/>
+                          <w:u w:val="thick"/>
+                        </w:rPr>
+                        <w:t>Fixed Asset Dispose({Status})</w:t>
+                      </w:r>
+                    </w:p>
+                    <w:p>
+                      <w:pPr>
+                        <w:rPr>
+                          <w:rFonts w:ascii="Tahoma" w:hAnsi="Tahoma" w:cs="Tahoma"/>
+                          <w:sz w:val="32"/>
+                          <w:szCs w:val="32"/>
+                        </w:rPr>
+                      </w:pPr>
+                    </w:p>
+                  </w:txbxContent>
+                </v:textbox>
+                <w10:wrap type="square" anchorx="margin"/>
+              </v:shape>
+            </w:pict>
+          </mc:Fallback>
+        </mc:AlternateContent>
+      </w:r>
+      <w:r>
+        <w:rPr>
+          <w:rFonts w:ascii="Tahoma" w:hAnsi="Tahoma" w:cs="Tahoma"/>
+          <w:noProof/>
+          <w:sz w:val="16"/>
+          <w:szCs w:val="16"/>
+        </w:rPr>
+        <mc:AlternateContent>
+          <mc:Choice Requires="wps">
+            <w:drawing>
+              <wp:anchor distT="45720" distB="45720" distL="114300" distR="114300" simplePos="0" relativeHeight="251658752" behindDoc="0" locked="0" layoutInCell="1" allowOverlap="1" wp14:anchorId="79FE5E84" wp14:editId="169793FD">
+                <wp:simplePos x="0" y="0"/>
+                <wp:positionH relativeFrom="margin">
+                  <wp:posOffset>-38100</wp:posOffset>
+                </wp:positionH>
+                <wp:positionV relativeFrom="paragraph">
+                  <wp:posOffset>-34290</wp:posOffset>
+                </wp:positionV>
+                <wp:extent cx="2476500" cy="378460"/>
+                <wp:effectExtent l="0" t="0" r="0" b="2540"/>
+                <wp:wrapSquare wrapText="bothSides"/>
+                <wp:docPr id="4" name="Text Box 2"/>
+                <wp:cNvGraphicFramePr>
+                  <a:graphicFrameLocks xmlns:a="http://schemas.openxmlformats.org/drawingml/2006/main"/>
+                </wp:cNvGraphicFramePr>
+                <a:graphic xmlns:a="http://schemas.openxmlformats.org/drawingml/2006/main">
+                  <a:graphicData uri="http://schemas.microsoft.com/office/word/2010/wordprocessingShape">
+                    <wps:wsp>
+                      <wps:cNvSpPr txBox="1">
+                        <a:spLocks noChangeArrowheads="1"/>
+                      </wps:cNvSpPr>
+                      <wps:spPr bwMode="auto">
+                        <a:xfrm>
+                          <a:off x="0" y="0"/>
+                          <a:ext cx="2476500" cy="378460"/>
+                        </a:xfrm>
+                        <a:prstGeom prst="rect">
+                          <a:avLst/>
+                        </a:prstGeom>
+                        <a:noFill/>
+                        <a:ln w="9525">
+                          <a:noFill/>
+                          <a:miter lim="800000"/>
+                          <a:headEnd/>
+                          <a:tailEnd/>
+                        </a:ln>
+                      </wps:spPr>
+                      <wps:txbx>
+                        <w:txbxContent>
+                          <w:p>
+                            <w:pPr>
+                              <w:rPr>
+                                <w:rFonts w:ascii="Tahoma" w:hAnsi="Tahoma" w:cs="Tahoma"/>
+                                <w:sz w:val="32"/>
+                                <w:szCs w:val="32"/>
+                                <w:u w:val="single"/>
+                              </w:rPr>
+                            </w:pPr>
+                            <w:r>
+                              <w:rPr>
+                                <w:rFonts w:ascii="Tahoma" w:hAnsi="Tahoma" w:cs="Tahoma"/>
+                                <w:b/>
+                                <w:bCs/>
+                                <w:sz w:val="32"/>
+                                <w:szCs w:val="32"/>
+                                <w:u w:val="single"/>
+                              </w:rPr>
+                              <w:t xml:space="preserve">OUT GATE PASS </w:t>
                             </w:r>
                           </w:p>
                         </w:txbxContent>
@@ -102,20 +245,16 @@
           </mc:Choice>
           <mc:Fallback>
             <w:pict>
-              <v:shapetype w14:anchorId="4A66F1F5" id="_x0000_t202" coordsize="21600,21600" o:spt="202" path="m,l,21600r21600,l21600,xe">
-                <v:stroke joinstyle="miter"/>
-                <v:path gradientshapeok="t" o:connecttype="rect"/>
-              </v:shapetype>
-              <v:shape id="Text Box 2" o:spid="_x0000_s1026" type="#_x0000_t202" style="position:absolute;left:0;text-align:left;margin-left:-6pt;margin-top:7.1pt;width:134.4pt;height:20.05pt;z-index:251663872;visibility:visible;mso-wrap-style:square;mso-width-percent:0;mso-height-percent:0;mso-wrap-distance-left:9pt;mso-wrap-distance-top:3.6pt;mso-wrap-distance-right:9pt;mso-wrap-distance-bottom:3.6pt;mso-position-horizontal:absolute;mso-position-horizontal-relative:margin;mso-position-vertical:absolute;mso-position-vertical-relative:text;mso-width-percent:0;mso-height-percent:0;mso-width-relative:margin;mso-height-relative:margin;v-text-anchor:top" o:gfxdata="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" filled="f" stroked="f">
+              <v:shape w14:anchorId="79FE5E84" id="_x0000_s1027" type="#_x0000_t202" style="position:absolute;left:0;text-align:left;margin-left:-3pt;margin-top:-2.7pt;width:195pt;height:29.8pt;z-index:251658752;visibility:visible;mso-wrap-style:square;mso-width-percent:0;mso-height-percent:0;mso-wrap-distance-left:9pt;mso-wrap-distance-top:3.6pt;mso-wrap-distance-right:9pt;mso-wrap-distance-bottom:3.6pt;mso-position-horizontal:absolute;mso-position-horizontal-relative:margin;mso-position-vertical:absolute;mso-position-vertical-relative:text;mso-width-percent:0;mso-height-percent:0;mso-width-relative:margin;mso-height-relative:margin;v-text-anchor:top" o:gfxdata="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" filled="f" stroked="f">
                 <v:textbox>
                   <w:txbxContent>
                     <w:p>
                       <w:pPr>
                         <w:rPr>
                           <w:rFonts w:ascii="Tahoma" w:hAnsi="Tahoma" w:cs="Tahoma"/>
-                          <w:sz w:val="20"/>
-                          <w:szCs w:val="20"/>
-                          <w:u w:val="thick"/>
+                          <w:sz w:val="32"/>
+                          <w:szCs w:val="32"/>
+                          <w:u w:val="single"/>
                         </w:rPr>
                       </w:pPr>
                       <w:r>
@@ -123,11 +262,11 @@
                           <w:rFonts w:ascii="Tahoma" w:hAnsi="Tahoma" w:cs="Tahoma"/>
                           <w:b/>
                           <w:bCs/>
-                          <w:sz w:val="20"/>
-                          <w:szCs w:val="20"/>
-                          <w:u w:val="thick"/>
+                          <w:sz w:val="32"/>
+                          <w:szCs w:val="32"/>
+                          <w:u w:val="single"/>
                         </w:rPr>
-                        <w:t xml:space="preserve">IN/OUT GATE PASS </w:t>
+                        <w:t xml:space="preserve">OUT GATE PASS </w:t>
                       </w:r>
                     </w:p>
                   </w:txbxContent>
@@ -265,18 +404,7 @@
                 <w:sz w:val="16"/>
                 <w:szCs w:val="16"/>
               </w:rPr>
-              <w:t xml:space="preserve">           </w:t>
-            </w:r>
-            <w:proofErr w:type="gramStart"/>
-            <w:r>
-              <w:rPr>
-                <w:rFonts w:ascii="Tahoma" w:eastAsia="Arial" w:hAnsi="Tahoma" w:cs="Tahoma"/>
-                <w:b/>
-                <w:bCs/>
-                <w:sz w:val="16"/>
-                <w:szCs w:val="16"/>
-              </w:rPr>
-              <w:t xml:space="preserve">  </w:t>
+              <w:t xml:space="preserve">             </w:t>
             </w:r>
             <w:r>
               <w:rPr>
@@ -288,7 +416,6 @@
               </w:rPr>
               <w:t>:</w:t>
             </w:r>
-            <w:proofErr w:type="gramEnd"/>
             <w:r>
               <w:rPr>
                 <w:rFonts w:ascii="Tahoma" w:eastAsia="Arial" w:hAnsi="Tahoma" w:cs="Tahoma"/>
@@ -363,18 +490,7 @@
                 <w:sz w:val="16"/>
                 <w:szCs w:val="16"/>
               </w:rPr>
-              <w:t xml:space="preserve">Disposed </w:t>
-            </w:r>
-            <w:proofErr w:type="gramStart"/>
-            <w:r>
-              <w:rPr>
-                <w:rFonts w:ascii="Tahoma" w:eastAsia="Arial" w:hAnsi="Tahoma" w:cs="Tahoma"/>
-                <w:b/>
-                <w:bCs/>
-                <w:sz w:val="16"/>
-                <w:szCs w:val="16"/>
-              </w:rPr>
-              <w:t xml:space="preserve">No  </w:t>
+              <w:t xml:space="preserve">Disposed No  </w:t>
             </w:r>
             <w:r>
               <w:rPr>
@@ -384,18 +500,7 @@
                 <w:sz w:val="16"/>
                 <w:szCs w:val="16"/>
               </w:rPr>
-              <w:t>:</w:t>
-            </w:r>
-            <w:proofErr w:type="gramEnd"/>
-            <w:r>
-              <w:rPr>
-                <w:rFonts w:ascii="Tahoma" w:eastAsia="Arial" w:hAnsi="Tahoma" w:cs="Tahoma"/>
-                <w:b/>
-                <w:bCs/>
-                <w:sz w:val="16"/>
-                <w:szCs w:val="16"/>
-              </w:rPr>
-              <w:t xml:space="preserve"> {</w:t>
+              <w:t>: {</w:t>
             </w:r>
             <w:proofErr w:type="spellStart"/>
             <w:r>
@@ -408,55 +513,6 @@
               <w:t>DisposalNo</w:t>
             </w:r>
             <w:proofErr w:type="spellEnd"/>
-            <w:r>
-              <w:rPr>
-                <w:rFonts w:ascii="Tahoma" w:eastAsia="Arial" w:hAnsi="Tahoma" w:cs="Tahoma"/>
-                <w:b/>
-                <w:bCs/>
-                <w:sz w:val="16"/>
-                <w:szCs w:val="16"/>
-              </w:rPr>
-              <w:t>}</w:t>
-            </w:r>
-          </w:p>
-          <w:p>
-            <w:pPr>
-              <w:rPr>
-                <w:rFonts w:ascii="Tahoma" w:eastAsia="Times New Roman" w:hAnsi="Tahoma" w:cs="Tahoma"/>
-                <w:bCs/>
-                <w:sz w:val="16"/>
-                <w:szCs w:val="16"/>
-              </w:rPr>
-            </w:pPr>
-            <w:r>
-              <w:rPr>
-                <w:rFonts w:ascii="Tahoma" w:eastAsia="Arial" w:hAnsi="Tahoma" w:cs="Tahoma"/>
-                <w:b/>
-                <w:bCs/>
-                <w:sz w:val="16"/>
-                <w:szCs w:val="16"/>
-              </w:rPr>
-              <w:t>Disposal Type</w:t>
-            </w:r>
-            <w:r>
-              <w:rPr>
-                <w:rFonts w:ascii="Tahoma" w:eastAsia="Arial" w:hAnsi="Tahoma" w:cs="Tahoma"/>
-                <w:b/>
-                <w:bCs/>
-                <w:sz w:val="16"/>
-                <w:szCs w:val="16"/>
-              </w:rPr>
-              <w:t>: {</w:t>
-            </w:r>
-            <w:r>
-              <w:rPr>
-                <w:rFonts w:ascii="Consolas" w:hAnsi="Consolas" w:cs="Consolas"/>
-                <w:color w:val="0000FF"/>
-                <w:sz w:val="19"/>
-                <w:szCs w:val="19"/>
-              </w:rPr>
-              <w:t>Status</w:t>
-            </w:r>
             <w:r>
               <w:rPr>
                 <w:rFonts w:ascii="Tahoma" w:eastAsia="Arial" w:hAnsi="Tahoma" w:cs="Tahoma"/>
@@ -487,104 +543,11 @@
           <w:p>
             <w:pPr>
               <w:rPr>
-                <w:rFonts w:ascii="Tahoma" w:eastAsia="Arial" w:hAnsi="Tahoma" w:cs="Tahoma"/>
-                <w:b/>
-                <w:bCs/>
-                <w:sz w:val="16"/>
-                <w:szCs w:val="16"/>
-              </w:rPr>
-            </w:pPr>
-            <w:r>
-              <w:rPr>
-                <w:rFonts w:ascii="Tahoma" w:eastAsia="Arial" w:hAnsi="Tahoma" w:cs="Tahoma"/>
-                <w:b/>
-                <w:bCs/>
-                <w:sz w:val="16"/>
-                <w:szCs w:val="16"/>
-              </w:rPr>
-              <w:t>From</w:t>
-            </w:r>
-            <w:r>
-              <w:rPr>
-                <w:rFonts w:ascii="Tahoma" w:eastAsia="Arial" w:hAnsi="Tahoma" w:cs="Tahoma"/>
-                <w:b/>
-                <w:bCs/>
-                <w:sz w:val="16"/>
-                <w:szCs w:val="16"/>
-              </w:rPr>
-              <w:t xml:space="preserve">    </w:t>
-            </w:r>
-            <w:proofErr w:type="gramStart"/>
-            <w:r>
-              <w:rPr>
-                <w:rFonts w:ascii="Tahoma" w:eastAsia="Arial" w:hAnsi="Tahoma" w:cs="Tahoma"/>
-                <w:b/>
-                <w:bCs/>
-                <w:sz w:val="16"/>
-                <w:szCs w:val="16"/>
-              </w:rPr>
-              <w:t xml:space="preserve">  </w:t>
-            </w:r>
-            <w:r>
-              <w:rPr>
-                <w:rFonts w:ascii="Tahoma" w:eastAsia="Arial" w:hAnsi="Tahoma" w:cs="Tahoma"/>
-                <w:b/>
-                <w:bCs/>
-                <w:sz w:val="16"/>
-                <w:szCs w:val="16"/>
-              </w:rPr>
-              <w:t>:</w:t>
-            </w:r>
-            <w:proofErr w:type="gramEnd"/>
-            <w:r>
-              <w:rPr>
-                <w:rFonts w:ascii="Tahoma" w:eastAsia="Arial" w:hAnsi="Tahoma" w:cs="Tahoma"/>
-                <w:b/>
-                <w:bCs/>
-                <w:sz w:val="16"/>
-                <w:szCs w:val="16"/>
-              </w:rPr>
-              <w:t xml:space="preserve"> </w:t>
-            </w:r>
-            <w:r>
-              <w:rPr>
-                <w:rFonts w:ascii="Tahoma" w:eastAsia="Times New Roman" w:hAnsi="Tahoma" w:cs="Tahoma"/>
-                <w:color w:val="000000"/>
-                <w:sz w:val="16"/>
-                <w:szCs w:val="16"/>
-              </w:rPr>
-              <w:t>{</w:t>
-            </w:r>
-            <w:proofErr w:type="spellStart"/>
-            <w:r>
-              <w:rPr>
-                <w:rFonts w:ascii="Tahoma" w:hAnsi="Tahoma" w:cs="Tahoma"/>
-                <w:color w:val="000000"/>
-                <w:sz w:val="16"/>
-                <w:szCs w:val="16"/>
-              </w:rPr>
-              <w:t>SenderName</w:t>
-            </w:r>
-            <w:proofErr w:type="spellEnd"/>
-            <w:r>
-              <w:rPr>
-                <w:rFonts w:ascii="Tahoma" w:eastAsia="Times New Roman" w:hAnsi="Tahoma" w:cs="Tahoma"/>
-                <w:color w:val="000000"/>
-                <w:sz w:val="16"/>
-                <w:szCs w:val="16"/>
-              </w:rPr>
-              <w:t>}</w:t>
-            </w:r>
-          </w:p>
-          <w:p>
-            <w:pPr>
-              <w:rPr>
                 <w:rFonts w:ascii="Tahoma" w:hAnsi="Tahoma" w:cs="Tahoma"/>
                 <w:sz w:val="16"/>
                 <w:szCs w:val="16"/>
               </w:rPr>
             </w:pPr>
-            <w:proofErr w:type="gramStart"/>
             <w:r>
               <w:rPr>
                 <w:rFonts w:ascii="Tahoma" w:eastAsia="Times New Roman" w:hAnsi="Tahoma" w:cs="Tahoma"/>
@@ -595,7 +558,6 @@
               </w:rPr>
               <w:t>Through :</w:t>
             </w:r>
-            <w:proofErr w:type="gramEnd"/>
             <w:r>
               <w:rPr>
                 <w:rFonts w:ascii="Tahoma" w:eastAsia="Times New Roman" w:hAnsi="Tahoma" w:cs="Tahoma"/>
@@ -801,7 +763,6 @@
                       <w:szCs w:val="16"/>
                     </w:rPr>
                   </w:pPr>
-                  <w:proofErr w:type="gramStart"/>
                   <w:r>
                     <w:rPr>
                       <w:rFonts w:ascii="Tahoma" w:eastAsia="Arial" w:hAnsi="Tahoma" w:cs="Tahoma"/>
@@ -820,18 +781,7 @@
                       <w:sz w:val="16"/>
                       <w:szCs w:val="16"/>
                     </w:rPr>
-                    <w:t xml:space="preserve"> Odyssey</w:t>
-                  </w:r>
-                  <w:proofErr w:type="gramEnd"/>
-                  <w:r>
-                    <w:rPr>
-                      <w:rFonts w:ascii="Tahoma" w:hAnsi="Tahoma" w:cs="Tahoma"/>
-                      <w:b/>
-                      <w:color w:val="000000" w:themeColor="text1"/>
-                      <w:sz w:val="16"/>
-                      <w:szCs w:val="16"/>
-                    </w:rPr>
-                    <w:t xml:space="preserve"> Craft (Pvt.) Ltd.</w:t>
+                    <w:t xml:space="preserve"> Odyssey Craft (Pvt.) Ltd.</w:t>
                   </w:r>
                 </w:p>
                 <w:p>
@@ -1075,7 +1025,7 @@
                       </mc:Choice>
                       <mc:Fallback>
                         <w:pict>
-                          <v:line w14:anchorId="34EAC9DA" id="Straight Connector 3" o:spid="_x0000_s1026" style="position:absolute;flip:x;z-index:251652608;visibility:visible;mso-wrap-style:square;mso-width-percent:0;mso-height-percent:0;mso-wrap-distance-left:9pt;mso-wrap-distance-top:0;mso-wrap-distance-right:9pt;mso-wrap-distance-bottom:0;mso-position-horizontal:absolute;mso-position-horizontal-relative:text;mso-position-vertical:absolute;mso-position-vertical-relative:text;mso-width-percent:0;mso-height-percent:0;mso-width-relative:margin;mso-height-relative:margin" from="30.2pt,9.8pt" to="139.75pt,9.8pt" o:gfxdata="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" strokecolor="windowText" strokeweight=".5pt">
+                          <v:line w14:anchorId="14A01434" id="Straight Connector 3" o:spid="_x0000_s1026" style="position:absolute;flip:x;z-index:251652608;visibility:visible;mso-wrap-style:square;mso-width-percent:0;mso-height-percent:0;mso-wrap-distance-left:9pt;mso-wrap-distance-top:0;mso-wrap-distance-right:9pt;mso-wrap-distance-bottom:0;mso-position-horizontal:absolute;mso-position-horizontal-relative:text;mso-position-vertical:absolute;mso-position-vertical-relative:text;mso-width-percent:0;mso-height-percent:0;mso-width-relative:margin;mso-height-relative:margin" from="30.2pt,9.8pt" to="139.75pt,9.8pt" o:gfxdata="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" strokecolor="windowText" strokeweight=".5pt">
                             <v:stroke joinstyle="miter"/>
                           </v:line>
                         </w:pict>
@@ -1216,7 +1166,7 @@
                       </mc:Choice>
                       <mc:Fallback>
                         <w:pict>
-                          <v:line w14:anchorId="24EA65BD" id="Straight Connector 2" o:spid="_x0000_s1026" style="position:absolute;z-index:251662848;visibility:visible;mso-wrap-style:square;mso-wrap-distance-left:9pt;mso-wrap-distance-top:0;mso-wrap-distance-right:9pt;mso-wrap-distance-bottom:0;mso-position-horizontal:absolute;mso-position-horizontal-relative:text;mso-position-vertical:absolute;mso-position-vertical-relative:text" from="31.15pt,9.8pt" to="143.2pt,9.8pt" o:gfxdata="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" strokecolor="windowText" strokeweight=".5pt">
+                          <v:line w14:anchorId="39F6EA5A" id="Straight Connector 2" o:spid="_x0000_s1026" style="position:absolute;z-index:251662848;visibility:visible;mso-wrap-style:square;mso-wrap-distance-left:9pt;mso-wrap-distance-top:0;mso-wrap-distance-right:9pt;mso-wrap-distance-bottom:0;mso-position-horizontal:absolute;mso-position-horizontal-relative:text;mso-position-vertical:absolute;mso-position-vertical-relative:text" from="31.15pt,9.8pt" to="143.2pt,9.8pt" o:gfxdata="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" strokecolor="windowText" strokeweight=".5pt">
                             <v:stroke joinstyle="miter"/>
                           </v:line>
                         </w:pict>
@@ -1602,25 +1552,7 @@
         <w:sz w:val="16"/>
         <w:szCs w:val="16"/>
       </w:rPr>
-      <w:t xml:space="preserve">, </w:t>
-    </w:r>
-    <w:proofErr w:type="gramStart"/>
-    <w:r>
-      <w:rPr>
-        <w:rFonts w:ascii="Tahoma" w:hAnsi="Tahoma" w:cs="Tahoma"/>
-        <w:sz w:val="16"/>
-        <w:szCs w:val="16"/>
-      </w:rPr>
-      <w:t>U.P</w:t>
-    </w:r>
-    <w:proofErr w:type="gramEnd"/>
-    <w:r>
-      <w:rPr>
-        <w:rFonts w:ascii="Tahoma" w:hAnsi="Tahoma" w:cs="Tahoma"/>
-        <w:sz w:val="16"/>
-        <w:szCs w:val="16"/>
-      </w:rPr>
-      <w:t xml:space="preserve">: </w:t>
+      <w:t xml:space="preserve">, U.P: </w:t>
     </w:r>
     <w:proofErr w:type="spellStart"/>
     <w:r>
@@ -1810,25 +1742,7 @@
                               <w:sz w:val="16"/>
                               <w:szCs w:val="16"/>
                             </w:rPr>
-                            <w:t xml:space="preserve">, </w:t>
-                          </w:r>
-                          <w:proofErr w:type="gramStart"/>
-                          <w:r>
-                            <w:rPr>
-                              <w:rFonts w:ascii="Tahoma" w:hAnsi="Tahoma" w:cs="Tahoma"/>
-                              <w:sz w:val="16"/>
-                              <w:szCs w:val="16"/>
-                            </w:rPr>
-                            <w:t>U.P</w:t>
-                          </w:r>
-                          <w:proofErr w:type="gramEnd"/>
-                          <w:r>
-                            <w:rPr>
-                              <w:rFonts w:ascii="Tahoma" w:hAnsi="Tahoma" w:cs="Tahoma"/>
-                              <w:sz w:val="16"/>
-                              <w:szCs w:val="16"/>
-                            </w:rPr>
-                            <w:t xml:space="preserve">: </w:t>
+                            <w:t xml:space="preserve">, U.P: </w:t>
                           </w:r>
                           <w:proofErr w:type="spellStart"/>
                           <w:r>
@@ -1941,7 +1855,7 @@
         </mc:Choice>
         <mc:Fallback>
           <w:pict>
-            <v:rect w14:anchorId="0F3B8F21" id="Rectangle 7" o:spid="_x0000_s1027" style="position:absolute;margin-left:607.5pt;margin-top:27.55pt;width:225.75pt;height:43.6pt;z-index:251659264;visibility:visible;mso-wrap-style:square;mso-width-percent:0;mso-height-percent:0;mso-wrap-distance-left:9pt;mso-wrap-distance-top:0;mso-wrap-distance-right:9pt;mso-wrap-distance-bottom:0;mso-position-horizontal:absolute;mso-position-horizontal-relative:text;mso-position-vertical:absolute;mso-position-vertical-relative:text;mso-width-percent:0;mso-height-percent:0;mso-width-relative:margin;mso-height-relative:margin;v-text-anchor:middle" o:gfxdata="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" fillcolor="white [3201]" strokecolor="white [3212]" strokeweight="1pt">
+            <v:rect w14:anchorId="0F3B8F21" id="Rectangle 7" o:spid="_x0000_s1028" style="position:absolute;margin-left:607.5pt;margin-top:27.55pt;width:225.75pt;height:43.6pt;z-index:251659264;visibility:visible;mso-wrap-style:square;mso-width-percent:0;mso-height-percent:0;mso-wrap-distance-left:9pt;mso-wrap-distance-top:0;mso-wrap-distance-right:9pt;mso-wrap-distance-bottom:0;mso-position-horizontal:absolute;mso-position-horizontal-relative:text;mso-position-vertical:absolute;mso-position-vertical-relative:text;mso-width-percent:0;mso-height-percent:0;mso-width-relative:margin;mso-height-relative:margin;v-text-anchor:middle" o:gfxdata="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" fillcolor="white [3201]" strokecolor="white [3212]" strokeweight="1pt">
               <v:textbox>
                 <w:txbxContent>
                   <w:p>
@@ -1977,25 +1891,7 @@
                         <w:sz w:val="16"/>
                         <w:szCs w:val="16"/>
                       </w:rPr>
-                      <w:t xml:space="preserve">, </w:t>
-                    </w:r>
-                    <w:proofErr w:type="gramStart"/>
-                    <w:r>
-                      <w:rPr>
-                        <w:rFonts w:ascii="Tahoma" w:hAnsi="Tahoma" w:cs="Tahoma"/>
-                        <w:sz w:val="16"/>
-                        <w:szCs w:val="16"/>
-                      </w:rPr>
-                      <w:t>U.P</w:t>
-                    </w:r>
-                    <w:proofErr w:type="gramEnd"/>
-                    <w:r>
-                      <w:rPr>
-                        <w:rFonts w:ascii="Tahoma" w:hAnsi="Tahoma" w:cs="Tahoma"/>
-                        <w:sz w:val="16"/>
-                        <w:szCs w:val="16"/>
-                      </w:rPr>
-                      <w:t xml:space="preserve">: </w:t>
+                      <w:t xml:space="preserve">, U.P: </w:t>
                     </w:r>
                     <w:proofErr w:type="spellStart"/>
                     <w:r>
@@ -2207,7 +2103,7 @@
         </mc:Choice>
         <mc:Fallback>
           <w:pict>
-            <v:rect w14:anchorId="773CA069" id="Rectangle 10" o:spid="_x0000_s1028" style="position:absolute;left:0;text-align:left;margin-left:-6.15pt;margin-top:53pt;width:210.1pt;height:18.4pt;z-index:251657216;visibility:visible;mso-wrap-style:square;mso-width-percent:0;mso-height-percent:0;mso-wrap-distance-left:9pt;mso-wrap-distance-top:0;mso-wrap-distance-right:9pt;mso-wrap-distance-bottom:0;mso-position-horizontal:absolute;mso-position-horizontal-relative:text;mso-position-vertical:absolute;mso-position-vertical-relative:text;mso-width-percent:0;mso-height-percent:0;mso-width-relative:margin;mso-height-relative:margin;v-text-anchor:middle" o:gfxdata="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" fillcolor="white [3212]" strokecolor="white [3212]" strokeweight="1pt">
+            <v:rect w14:anchorId="773CA069" id="Rectangle 10" o:spid="_x0000_s1029" style="position:absolute;left:0;text-align:left;margin-left:-6.15pt;margin-top:53pt;width:210.1pt;height:18.4pt;z-index:251657216;visibility:visible;mso-wrap-style:square;mso-width-percent:0;mso-height-percent:0;mso-wrap-distance-left:9pt;mso-wrap-distance-top:0;mso-wrap-distance-right:9pt;mso-wrap-distance-bottom:0;mso-position-horizontal:absolute;mso-position-horizontal-relative:text;mso-position-vertical:absolute;mso-position-vertical-relative:text;mso-width-percent:0;mso-height-percent:0;mso-width-relative:margin;mso-height-relative:margin;v-text-anchor:middle" o:gfxdata="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" fillcolor="white [3212]" strokecolor="white [3212]" strokeweight="1pt">
               <v:textbox>
                 <w:txbxContent>
                   <w:p>
